--- a/en/scientists/CV/Word/Alaferdov_Akif_CV_EN.docx
+++ b/en/scientists/CV/Word/Alaferdov_Akif_CV_EN.docx
@@ -1968,7 +1968,7 @@
                 <w:sz w:val="21"/>
                 <w:szCs w:val="21"/>
               </w:rPr>
-              <w:t>CV</w:t>
+              <w:t>Self-reported</w:t>
             </w:r>
           </w:p>
         </w:tc>
@@ -2072,7 +2072,7 @@
                 <w:sz w:val="21"/>
                 <w:szCs w:val="21"/>
               </w:rPr>
-              <w:t>CV</w:t>
+              <w:t>Self-reported</w:t>
             </w:r>
           </w:p>
         </w:tc>
@@ -2176,7 +2176,7 @@
                 <w:sz w:val="21"/>
                 <w:szCs w:val="21"/>
               </w:rPr>
-              <w:t>CV</w:t>
+              <w:t>Self-reported</w:t>
             </w:r>
           </w:p>
         </w:tc>
